--- a/example_articles/countries/Puerto Rico/5.countries_Puerto Rico_Other_publisher.docx
+++ b/example_articles/countries/Puerto Rico/5.countries_Puerto Rico_Other_publisher.docx
@@ -7,7 +7,7 @@
         <w:pStyle w:val="Heading1"/>
       </w:pPr>
       <w:r>
-        <w:t>AbbVie donates $100 million to Puerto Rico</w:t>
+        <w:t>FINDING A FOCUS Love has Gonzalez in the swing of things</w:t>
       </w:r>
     </w:p>
     <w:p>
@@ -17,17 +17,17 @@
     </w:p>
     <w:p>
       <w:r>
-        <w:t>Date: 2018-05-23</w:t>
+        <w:t>Date: 1998-05-27</w:t>
       </w:r>
     </w:p>
     <w:p>
       <w:r>
-        <w:t>Section: BUSINESS; Pg. 0</w:t>
+        <w:t>Section: SPORTS;; COVER STORY</w:t>
       </w:r>
     </w:p>
     <w:p>
       <w:r>
-        <w:t>Source file: Other publishers/Files (500) (7).DOCX</w:t>
+        <w:t>Source file: Other publishers/Files (500) (28).DOCX</w:t>
       </w:r>
     </w:p>
     <w:p>
@@ -49,9 +49,241 @@
     </w:p>
     <w:p>
       <w:r>
-        <w:t xml:space="preserve">AbbVie, a research-based global biopharmaceutical company, said it donated $100 million to two organizations, Direct Relief and Habitat for Humanity International, to strengthen access to health care and housing in Puerto Rico. The organizations will receive $50 million each. This donation is an extension of the more than $4 million AbbVie provided following the unprecedented natural disasters of 2017. "AbbVie has a long-standing commitment to the people of Puerto Rico, having operated on the island for nearly 50 years. </w:t>
+        <w:t>ARLINGTON, Texas -- Outfielder Juan Gonzalez is only 28, but his</w:t>
         <w:br/>
-        <w:t>Last year's hurricanes were devastating, but we are proud that — thanks to the sacrifices made by our colleagues in Puerto Rico — our operations were not disrupted and patients relying on our treatments could continue to receive them," said AbbVie Richard A. Gonzalez, chairman and chief executive officer, AbbVie based in North Chicago. Puerto Rico's Governor Ricardo Rosselló said, "With this important contribution today by AbbVie — with aid that goes directly to health and housing, two priorities in our administration — the company proves to be an example of what a private sector committed to the community should be. After the hurricanes passed through our region, AbbVie collaborated with us in the reconstruction of the Island. After 50 years in Puerto Rico, we are grateful that they continue to be available as a workplace for the Puerto Rican working class." With the donation, Direct Relief will help rebuild and strengthen Puerto Rico's primary health care system, better preparing it to withstand future hurricanes and outages of power or water. Direct Relief will support more than 60 community health centers and local health care facilities over a three-year period. These facilities care for a combined 352,000 resident across Puerto Rico. To prevent interruptions in care, Direct Relief will provide the health centers with reliable energy sources including solar power, battery storage and generators, giving them the ability to produce their own clean water supplies. Direct Relief will also fund mobile health units, train and support an expanded medical workforce, increase access to a reliable supply of medicines, and institute telemedicine programs at select hospitals and health centers.</w:t>
+        <w:t>baseball resume is laced with success: Two American League home-run</w:t>
+        <w:br/>
+        <w:t>titles, an AL MVP award and a playoff appearance. The only thing</w:t>
+        <w:br/>
+        <w:t>missing was a smile.</w:t>
+        <w:br/>
+        <w:t>But this season, Gonzalez's smile, which lights up one corner</w:t>
+        <w:br/>
+        <w:t>of the Texas Rangers' clubhouse, is the real deal. He's happy</w:t>
+        <w:br/>
+        <w:t>on all fronts.</w:t>
+        <w:br/>
+        <w:t>Two painfully messy divorces are history. He's in love with Puerto</w:t>
+        <w:br/>
+        <w:t>Rican singing sensation Olga Tanon. He's healthy, thanks to a</w:t>
+        <w:br/>
+        <w:t>new direction in conditioning. The Rangers lead the AL West and</w:t>
+        <w:br/>
+        <w:t>Gonzalez is tied with St. Louis' Mark McGwire for the major league</w:t>
+        <w:br/>
+        <w:t>RBI lead with 61.</w:t>
+        <w:br/>
+        <w:t>"This is the happiest I've been in my career, and people are</w:t>
+        <w:br/>
+        <w:t>seeing a new Juan Gonzalez," he says. 'I've gone through some</w:t>
+        <w:br/>
+        <w:t>hard times with the divorces, the problems in court and the press</w:t>
+        <w:br/>
+        <w:t>always talking about the negative. I'm really happy with myself,</w:t>
+        <w:br/>
+        <w:t>inside and out."</w:t>
+        <w:br/>
+        <w:t>Tanon, whom Gonzalez met at a planning meeting for a campaign</w:t>
+        <w:br/>
+        <w:t>to help children infected with HIV, grew up in Puerto Rico the</w:t>
+        <w:br/>
+        <w:t>daughter of working-class parents. Like Gonzalez, her career has</w:t>
+        <w:br/>
+        <w:t>soared from performing on a flatbed truck at a neighborhood grocery</w:t>
+        <w:br/>
+        <w:t>store to selling CDs worldwide. She has a strong alto voice and</w:t>
+        <w:br/>
+        <w:t>performs everything from frenetic merengue to romantic ballads.</w:t>
+        <w:br/>
+        <w:t>"She's got all the qualities I want. She has a good sense of</w:t>
+        <w:br/>
+        <w:t>humor," Gonzalez says. "She's a fun person, but I like that</w:t>
+        <w:br/>
+        <w:t>she takes her work seriously. She believes in helping other people.</w:t>
+        <w:br/>
+        <w:t>She believes in God."</w:t>
+        <w:br/>
+        <w:t>Gonzalez and Tanon -- who cut her first CD in 1994 and tours the</w:t>
+        <w:br/>
+        <w:t>USA, Europe and Latin America -- are a hot item.</w:t>
+        <w:br/>
+        <w:t>When they walk through a shopping mall, they are besieged by fans</w:t>
+        <w:br/>
+        <w:t>who want a double set of autographs on everything from baseballs</w:t>
+        <w:br/>
+        <w:t>to CD covers. She's kissed him in front of thousands at her concerts.</w:t>
+        <w:br/>
+        <w:t>She broke into a dance at the Caribbean World Series when Gonzalez</w:t>
+        <w:br/>
+        <w:t>hit a home run.</w:t>
+        <w:br/>
+        <w:t>They also have a 2-year-old daughter, Gabriela. Gonzalez's son</w:t>
+        <w:br/>
+        <w:t>Juan, also called J.J., is 6 and lives with his mother, Juan's</w:t>
+        <w:br/>
+        <w:t>second wife. Gonzalez loves to watch him play ball.</w:t>
+        <w:br/>
+        <w:t>"He has a leg kick when he swings the bat," Gonzalez says.</w:t>
+        <w:br/>
+        <w:t>Gonzalez says Tanon represents the most stable relationship he's</w:t>
+        <w:br/>
+        <w:t>had, and as soon as they can coordinate their travel schedules,</w:t>
+        <w:br/>
+        <w:t>they plan to marry. That's the good spin.</w:t>
+        <w:br/>
+        <w:t>The bad spin is that Gonzalez has another relationship issue to</w:t>
+        <w:br/>
+        <w:t>settle before he's completely closed the soap-opera love life</w:t>
+        <w:br/>
+        <w:t>that's been a distraction his entire career. He's appealing a</w:t>
+        <w:br/>
+        <w:t>Puerto Rican court order to pay $ 2,500 a month to a woman who</w:t>
+        <w:br/>
+        <w:t>says that Gonzalez fathered her son.</w:t>
+        <w:br/>
+        <w:t>"The doctor who did the DNA test said it was a big error, but</w:t>
+        <w:br/>
+        <w:t>the judge made the order anyway," says Gonzalez's lawyer, Tony</w:t>
+        <w:br/>
+        <w:t>Arraiza.</w:t>
+        <w:br/>
+        <w:t>Gonzalez's troubles have never led to a disastrous season, but</w:t>
+        <w:br/>
+        <w:t>in the winter of '95, he was drained and had enough of the emotional</w:t>
+        <w:br/>
+        <w:t>pain.</w:t>
+        <w:br/>
+        <w:t>'I couldn't figure out why I had everything and yet I felt so</w:t>
+        <w:br/>
+        <w:t>empty in my heart," he says.</w:t>
+        <w:br/>
+        <w:t>So, he went into the moun-tains of Puerto Rico with a group of</w:t>
+        <w:br/>
+        <w:t>82 men for a church-related weekend.</w:t>
+        <w:br/>
+        <w:t>The list of companions in-cluded some rough company: men who were</w:t>
+        <w:br/>
+        <w:t>dying of AIDS, had beaten their wives, used drugs and stolen cars.</w:t>
+        <w:br/>
+        <w:t>"One guy had killed other people," Gonzalez says.</w:t>
+        <w:br/>
+        <w:t>They spent the weekend reading the Bible, praying and talking.</w:t>
+        <w:br/>
+        <w:t>At the end, when Gonzalez got up to tell the group what he'd learned,</w:t>
+        <w:br/>
+        <w:t>he got a standing ovation.</w:t>
+        <w:br/>
+        <w:t>"The most memorable standing ovation I've ever had," Gonzalez</w:t>
+        <w:br/>
+        <w:t>says.</w:t>
+        <w:br/>
+        <w:t>On the field, Gonzalez's mission is to stay healthy. He's doing</w:t>
+        <w:br/>
+        <w:t>that with a new conditioning program that focuses on flexibility</w:t>
+        <w:br/>
+        <w:t>instead of bulk. Water replaces soda and he seldom eats fried</w:t>
+        <w:br/>
+        <w:t>food.</w:t>
+        <w:br/>
+        <w:t>Injuries have made Gonzalez the forgotten man in a decade when</w:t>
+        <w:br/>
+        <w:t>baseball's power hitters have a realistic chance of breaking Roger</w:t>
+        <w:br/>
+        <w:t>Maris' season record of 61 home runs. In the last three seasons,</w:t>
+        <w:br/>
+        <w:t>injuries have limited Gonzalez to 90, 134 and 133 games.</w:t>
+        <w:br/>
+        <w:t>Still, his potential is almost too good to be true: In 1996, for</w:t>
+        <w:br/>
+        <w:t>example, when he was voted AL MVP, he hit 47 home runs with 144</w:t>
+        <w:br/>
+        <w:t>RBI even though he missed 28 games.</w:t>
+        <w:br/>
+        <w:t>"I can hit 62 home runs, but the thing I have to concentrate</w:t>
+        <w:br/>
+        <w:t>on his staying healthy," Gonzalez says. "The number I want is</w:t>
+        <w:br/>
+        <w:t>162 games, a full season. The rest takes care of itself."</w:t>
+        <w:br/>
+        <w:t>For home games, Gonzalez arrives at the ballpark in the early</w:t>
+        <w:br/>
+        <w:t>afternoon for treatment on his back. Then, he goes home to take</w:t>
+        <w:br/>
+        <w:t>a nap before he returns at 5 p.m. for batting practice -- all</w:t>
+        <w:br/>
+        <w:t>part of the routine suggested by his personal trainer. He reads</w:t>
+        <w:br/>
+        <w:t>the Bible three times a day.</w:t>
+        <w:br/>
+        <w:t>Gonzalez, who has played in all 49 Rangers games, bats fourth</w:t>
+        <w:br/>
+        <w:t>in the order behind Tom Goodwin, Mark McLemore and Rusty Greer,</w:t>
+        <w:br/>
+        <w:t>who are each working to get on base for Gonzalez to drive them</w:t>
+        <w:br/>
+        <w:t>in.</w:t>
+        <w:br/>
+        <w:t>"They make it easy," he says. "Goodwin has so much speed. He</w:t>
+        <w:br/>
+        <w:t>scored from second on a ground ball. That's something."</w:t>
+        <w:br/>
+        <w:t>Earlier this month, Gonzalez made news when he looked up in the</w:t>
+        <w:br/>
+        <w:t>press box to give the Rangers' official scorer the evil eye. The</w:t>
+        <w:br/>
+        <w:t>scorer ruled that a line drive that bounced off a defender's glove</w:t>
+        <w:br/>
+        <w:t>was an error instead of a hit, costing him two RBI.</w:t>
+        <w:br/>
+        <w:t>Gonzalez later apologized.</w:t>
+        <w:br/>
+        <w:t>"That was unfortunate," Rangers manager Johnny Oates says. "That's</w:t>
+        <w:br/>
+        <w:t>not the Juan Gonzalez everyone should know. He made a mistake.</w:t>
+        <w:br/>
+        <w:t>He shouldn't had have done it. We talked about it. It's done."</w:t>
+        <w:br/>
+        <w:t>Oates says Gonzalez is making huge strides. He's more disciplined,</w:t>
+        <w:br/>
+        <w:t>there are fewer tantrums and he's showing up on time. And his</w:t>
+        <w:br/>
+        <w:t>English has improved.</w:t>
+        <w:br/>
+        <w:t>"Juan is super-intelligent, but the language barrier hasn't allowed</w:t>
+        <w:br/>
+        <w:t>us to see that," Oates says.</w:t>
+        <w:br/>
+        <w:t>Gonzalez is a political junkie. He knows the names of all 72 city</w:t>
+        <w:br/>
+        <w:t>mayors in Puerto Rico. His favorite U.S. presidents are John Kennedy,</w:t>
+        <w:br/>
+        <w:t>Franklin Roosevelt, George Bush and Ronald Reagan.</w:t>
+        <w:br/>
+        <w:t>Oates gets emotional when he talks about Gonzalez. He's visited</w:t>
+        <w:br/>
+        <w:t>Gonzalez's home in Vega Baja twice and hasn't forgotten the sights</w:t>
+        <w:br/>
+        <w:t>and sounds of the depressed city, 22 miles from San Juan. Oates</w:t>
+        <w:br/>
+        <w:t>is even impressed with what Gonzalez survived as a child.</w:t>
+        <w:br/>
+        <w:t>The city is overrun with dirty streets, drug abusers, crime and</w:t>
+        <w:br/>
+        <w:t>hopelessness. "He could have made a bad decision and gone another</w:t>
+        <w:br/>
+        <w:t>direction," Oates says.</w:t>
+        <w:br/>
+        <w:t>Gonzalez's brother, Puma, took another direction. In April 1994,</w:t>
+        <w:br/>
+        <w:t>Gonzalez got a telephone call at 5:30 a.m., telling him that Puma,</w:t>
+        <w:br/>
+        <w:t>on a weekend pass from a drug-treatment center, died of an overdose.</w:t>
+        <w:br/>
+        <w:t>Some day, Gonzalez wants to return to Vega Baja and run for mayor.</w:t>
+        <w:br/>
+        <w:t>"But first, I want to get the Rangers a few World Series championships,"</w:t>
+        <w:br/>
+        <w:t>he says.</w:t>
         <w:br/>
         <w:br/>
         <w:t>Graphic</w:t>
@@ -59,7 +291,7 @@
         <w:br/>
         <w:t xml:space="preserve"> </w:t>
         <w:br/>
-        <w:t>Courtesy of AbbVie Tracie Haas, vice president corporate responsibility at AbbVie delivers remarks while Direct Relief CEO Thomas Tighe and Desiree Bartosiak, director of Habitat Hammers Back, Habitat for Humanity International look on.</w:t>
+        <w:t>PHOTO, Color, Charles Rex Arbogast, AP; PHOTO, Color, Linda Kaye for USA TODAY; PHOTO, B/W, Paul K. Buck, AFP; PHOTO, B/W, Linda Kaye for USA TODAY</w:t>
       </w:r>
     </w:p>
     <w:sectPr>
